--- a/presentations/walid/clean/project-assets/Walid_Substantial_Performance_and_Deficiency_Form.docx
+++ b/presentations/walid/clean/project-assets/Walid_Substantial_Performance_and_Deficiency_Form.docx
@@ -92,7 +92,7 @@
           </w:tcPr>
           <w:p>
             <w:r>
-              <w:t>$13,000.00</w:t>
+              <w:t>$14,005.12</w:t>
             </w:r>
           </w:p>
         </w:tc>
